--- a/klagomål/A 34102-2026 FSC-klagomål.docx
+++ b/klagomål/A 34102-2026 FSC-klagomål.docx
@@ -652,7 +652,7 @@
     <w:r>
       <w:tab/>
       <w:tab/>
-      <w:t>2026-09-14</w:t>
+      <w:t>2026-09-15</w:t>
       <w:br/>
       <w:br/>
     </w:r>

--- a/klagomål/A 34102-2026 FSC-klagomål.docx
+++ b/klagomål/A 34102-2026 FSC-klagomål.docx
@@ -652,7 +652,7 @@
     <w:r>
       <w:tab/>
       <w:tab/>
-      <w:t>2026-09-15</w:t>
+      <w:t>2026-09-16</w:t>
       <w:br/>
       <w:br/>
     </w:r>

--- a/klagomål/A 34102-2026 FSC-klagomål.docx
+++ b/klagomål/A 34102-2026 FSC-klagomål.docx
@@ -652,7 +652,7 @@
     <w:r>
       <w:tab/>
       <w:tab/>
-      <w:t>2026-09-16</w:t>
+      <w:t>2026-09-17</w:t>
       <w:br/>
       <w:br/>
     </w:r>

--- a/klagomål/A 34102-2026 FSC-klagomål.docx
+++ b/klagomål/A 34102-2026 FSC-klagomål.docx
@@ -178,7 +178,7 @@
       <w:r>
         <w:drawing>
           <wp:inline xmlns:a="http://schemas.openxmlformats.org/drawingml/2006/main" xmlns:pic="http://schemas.openxmlformats.org/drawingml/2006/picture">
-            <wp:extent cx="5486400" cy="3851792"/>
+            <wp:extent cx="5486400" cy="4208125"/>
             <wp:docPr id="1" name="Picture 1"/>
             <wp:cNvGraphicFramePr>
               <a:graphicFrameLocks noChangeAspect="1"/>
@@ -199,7 +199,7 @@
                   <pic:spPr>
                     <a:xfrm>
                       <a:off x="0" y="0"/>
-                      <a:ext cx="5486400" cy="3851792"/>
+                      <a:ext cx="5486400" cy="4208125"/>
                     </a:xfrm>
                     <a:prstGeom prst="rect"/>
                   </pic:spPr>
@@ -221,7 +221,7 @@
     </w:p>
     <w:p>
       <w:r>
-        <w:t>I avverkningsanmälan finns fynd av 1 naturvårdsarter, varav 1 är fridlyst: vanlig padda (§6). Se Figur 1.</w:t>
+        <w:t>I avverkningsanmälan finns fynd av 8 naturvårdsarter, varav 1 är rödlistad, 2 är fridlysta, 5 är typiska (T) och 3 är signalarter (S): ullticka (NT, T), bronshjon (S, T), rödgul trumpetsvamp (S), thomsons trägnagare (S), kransmossa (T), kötticka (T), spillkråka (T, §4) och vanlig padda (§6). Se Figur 1.</w:t>
       </w:r>
     </w:p>
     <w:p>
@@ -244,7 +244,172 @@
     </w:p>
     <w:p>
       <w:r>
-        <w:t>Nedan följer beskrivningar av de naturvårdsarter och fridlysta arter som har sina livsmiljöer och växtplatser i den avverkningsanmälda skogen. De påträffade naturvårdsarterna är ett tydligt kvitto på att det rör sig om en skog med höga naturvärden.</w:t>
+        <w:t>Nedan följer beskrivningar av de naturvårdsarter och fridlysta arter som har sina livsmiljöer och växtplatser i den avverkningsanmälda skogen. Se även ytterligare artfakta i BILAGA 1. De påträffade naturvårdsarterna är ett tydligt kvitto på att det rör sig om en skog med höga naturvärden.</w:t>
+      </w:r>
+    </w:p>
+    <w:p>
+      <w:r>
+        <w:rPr>
+          <w:b/>
+        </w:rPr>
+        <w:t>Ullticka (NT)</w:t>
+      </w:r>
+      <w:r>
+        <w:t xml:space="preserve"> är knuten till restbestånd av barrnaturskog och förekommer med ett tydligt optimum i orörda eller måttligt påverkade gamla granskogar där det föreligger viss kontinuitet av grov död ved. Ullticka är en bra signalart inom hela sitt utbredningsområde och i södra Sverige är den sällsynt och en god signalart för skyddsvärda granskogsmiljöer. Den hotas av avverkning och fragmentering av naturskog och äldre granskog med lång trädkontinuitet. På ullticka kan ibland ulltickeporing (VU) påträffas - det är en sällsynt ticka som nyligen delats upp i de tre olika arterna ulltickeporing </w:t>
+      </w:r>
+      <w:r>
+        <w:rPr>
+          <w:i/>
+        </w:rPr>
+        <w:t xml:space="preserve">Skeletocutis brevispora </w:t>
+      </w:r>
+      <w:r>
+        <w:t>(VU)</w:t>
+      </w:r>
+      <w:r>
+        <w:rPr>
+          <w:i/>
+        </w:rPr>
+        <w:t>, Skeletocutis delicata</w:t>
+      </w:r>
+      <w:r>
+        <w:t xml:space="preserve"> (VU)</w:t>
+      </w:r>
+      <w:r>
+        <w:rPr>
+          <w:i/>
+        </w:rPr>
+        <w:t xml:space="preserve"> och Skeletocutis exilis</w:t>
+      </w:r>
+      <w:r>
+        <w:t xml:space="preserve"> (NT). Ullticka är typisk art för </w:t>
+      </w:r>
+      <w:r>
+        <w:rPr>
+          <w:i/>
+        </w:rPr>
+        <w:t xml:space="preserve">9010 Taiga, 9050 Näringsrik granskog </w:t>
+      </w:r>
+      <w:r>
+        <w:t xml:space="preserve">och </w:t>
+      </w:r>
+      <w:r>
+        <w:rPr>
+          <w:i/>
+        </w:rPr>
+        <w:t>9030 Landhöjningsskog</w:t>
+      </w:r>
+      <w:r>
+        <w:t xml:space="preserve"> (SLU Artdatabanken, 2026; Nitare &amp; Skogsstyrelsen, 2019; Miettinen &amp; Niemelä, 2018).</w:t>
+      </w:r>
+    </w:p>
+    <w:p>
+      <w:r>
+        <w:rPr>
+          <w:b/>
+        </w:rPr>
+        <w:t>Bronshjon</w:t>
+      </w:r>
+      <w:r>
+        <w:t xml:space="preserve"> är en skalbagge vars larvutveckling sker under grov bark på stammar av döda eller döende barrträd, främst gran, i mindre omfattning tall. Arten är knuten till äldre, naturskogslik granskog med inslag av torkande träd. Bronshjon är typisk art för </w:t>
+      </w:r>
+      <w:r>
+        <w:rPr>
+          <w:i/>
+        </w:rPr>
+        <w:t>9010 Taiga</w:t>
+      </w:r>
+      <w:r>
+        <w:t xml:space="preserve"> (SLU Artdatabanken, 2025).</w:t>
+      </w:r>
+    </w:p>
+    <w:p>
+      <w:r>
+        <w:rPr>
+          <w:b/>
+        </w:rPr>
+        <w:t xml:space="preserve">Rödgul trumpetsvamp </w:t>
+      </w:r>
+      <w:r>
+        <w:t>signalerar kalkrika barrsumpskogar eller avgränsade små mineralrika ytor i barrskogslandskapet, vilka normalt har höga naturvärden. I urbergsbygder är den en bra signalart på känsliga skogsbiotoper (Nitare &amp; Skogsstyrelsen, 2019).</w:t>
+      </w:r>
+    </w:p>
+    <w:p>
+      <w:r>
+        <w:rPr>
+          <w:b/>
+        </w:rPr>
+        <w:t>Kransmossa</w:t>
+      </w:r>
+      <w:r>
+        <w:t xml:space="preserve"> är typisk art för </w:t>
+      </w:r>
+      <w:r>
+        <w:rPr>
+          <w:i/>
+        </w:rPr>
+        <w:t xml:space="preserve">9050 Näringsrik granskog </w:t>
+      </w:r>
+      <w:r>
+        <w:t xml:space="preserve">och </w:t>
+      </w:r>
+      <w:r>
+        <w:rPr>
+          <w:i/>
+        </w:rPr>
+        <w:t xml:space="preserve">6170 Alpina kalkgräsmarker </w:t>
+      </w:r>
+      <w:r>
+        <w:t>(SLU Artdatabanken, 2025).</w:t>
+      </w:r>
+    </w:p>
+    <w:p>
+      <w:r>
+        <w:rPr>
+          <w:b/>
+        </w:rPr>
+        <w:t>Kötticka (NT)</w:t>
+      </w:r>
+      <w:r>
+        <w:t xml:space="preserve"> är granens kötticka och har klassificerats som ”gammelskogsindikator”, då den förekommer med ett tydligt optimum i äldre barrskogar, främst fuktiga granskogar. Den har högst signalvärde söder om den naturliga norrlandsgränsen </w:t>
+      </w:r>
+      <w:r>
+        <w:rPr>
+          <w:i/>
+        </w:rPr>
+        <w:t>limes norrlandicus</w:t>
+      </w:r>
+      <w:r>
+        <w:t>, men signalerar vanligtvis höga naturvärden även i Norrland. Arten är knuten till miljöer med konstant luftfuktighet och känslig för uttorkning som en avverkning kan medföra. Den totala populationen bedöms därför ha minskat under de senaste 30 åren och fortsätter att minska i takt med att grankontinuitetsskogar (skogar som inte kalavverkats) minskar i areal, samtidigt som att lämpliga miljöer inte återskapas i samma takt (SLU Artdatabanken, 2024; Nitare &amp; Skogsstyrelsen, 2019).</w:t>
+      </w:r>
+    </w:p>
+    <w:p>
+      <w:r>
+        <w:rPr>
+          <w:b/>
+        </w:rPr>
+        <w:t>Spillkråka (§4)</w:t>
+      </w:r>
+      <w:r>
+        <w:t xml:space="preserve"> omfattas av bilaga 1 i EU:s fågeldirektiv och är typisk art för </w:t>
+      </w:r>
+      <w:r>
+        <w:rPr>
+          <w:i/>
+        </w:rPr>
+        <w:t xml:space="preserve">9010 Taiga </w:t>
+      </w:r>
+      <w:r>
+        <w:t>och</w:t>
+      </w:r>
+      <w:r>
+        <w:rPr>
+          <w:i/>
+        </w:rPr>
+        <w:t xml:space="preserve"> 9740 Skogsbevuxen myr</w:t>
+      </w:r>
+      <w:r>
+        <w:t>. Den behöver grova träd, främst tall, asp och bok som boträd. Skogsbruk med korta omloppstider och täta, homogena ungskogar utgör det största hotet. Spillkråka är en nyckelart i skogliga miljöer vars övergivna bohål utnyttjas av flera andra hålhäckande fågelarter och fladdermöss, däribland pärluggla (EN, §4), knipa (§4), salskrake (§4) och skogsduva (§4). Hökuggla (VU, §4) och slaguggla (§4) häckar ofta i högstubbar som brutits av i höjd med ett gammalt spillkråkebo (SLU Artdatabanken, 2026; Skogsstyrelsen, 2016).</w:t>
       </w:r>
     </w:p>
     <w:p>
@@ -299,6 +464,22 @@
       <w:r>
         <w:t>I den avverkningsanmälda skogen har fridlysta arter sina livsmiljöer och växtplatser. Att skada de fridlysta arternas livsmiljöer, växtplatser eller ekologiska funktion är inte tillåtet enligt artskyddsförordningen.</w:t>
       </w:r>
+      <w:r>
+        <w:rPr>
+          <w:i/>
+        </w:rPr>
+        <w:t xml:space="preserve"> EU:s medlemsländer och skogsbolag är skyldiga att agera i enlighet med EU:s fågeldirektiv där det uttryckligen står att direktivet gäller för fåglar samt för deras ägg, bon och </w:t>
+      </w:r>
+      <w:r>
+        <w:rPr>
+          <w:b/>
+          <w:i/>
+        </w:rPr>
+        <w:t xml:space="preserve">livsmiljöer </w:t>
+      </w:r>
+      <w:r>
+        <w:t>(artikel 1). Vidare att de åtgärder som vidtas inte får leda till en försämring av den nuvarande situationen beträffande bevarandet av de fågelarter som avses i artikel 1 (artikel 13).</w:t>
+      </w:r>
     </w:p>
     <w:p>
       <w:r>
@@ -337,7 +518,7 @@
         <w:rPr>
           <w:i/>
         </w:rPr>
-        <w:t>I det avverkningsanmälda skogsområdet har 1 naturvårdsarter varav 0 rödlistade arter sina livsmiljöer och växtplatser.</w:t>
+        <w:t>I det avverkningsanmälda skogsområdet har 8 naturvårdsarter varav 1 rödlistade arter sina livsmiljöer och växtplatser.</w:t>
       </w:r>
     </w:p>
     <w:p>
@@ -524,6 +705,91 @@
         <w:t>I den avverkningsanmälda skogen har fridlysta arter sina livsmiljöer och växtplatser. Att skada de fridlysta arternas livsmiljöer, växtplatser eller ekologiska funktion är inte tillåtet enligt artskyddsförordningen</w:t>
       </w:r>
     </w:p>
+    <w:p>
+      <w:r>
+        <w:br w:type="page"/>
+      </w:r>
+    </w:p>
+    <w:p>
+      <w:pPr>
+        <w:pStyle w:val="Title"/>
+      </w:pPr>
+      <w:r>
+        <w:t>BILAGA 1 – Fridlysta arter</w:t>
+      </w:r>
+    </w:p>
+    <w:p>
+      <w:pPr>
+        <w:pStyle w:val="Heading1"/>
+      </w:pPr>
+      <w:r>
+        <w:t>Spillkråka – ekologi samt krav på livsmiljön</w:t>
+      </w:r>
+    </w:p>
+    <w:p>
+      <w:r>
+        <w:t xml:space="preserve">Spillkråka (§4) ingår i bilaga 1 EU:s fågeldirektiv och är typisk art för </w:t>
+      </w:r>
+      <w:r>
+        <w:rPr>
+          <w:i/>
+        </w:rPr>
+        <w:t xml:space="preserve">9010 Taiga </w:t>
+      </w:r>
+      <w:r>
+        <w:t>och</w:t>
+      </w:r>
+      <w:r>
+        <w:rPr>
+          <w:i/>
+        </w:rPr>
+        <w:t xml:space="preserve"> 9740 Skogsbevuxen myr</w:t>
+      </w:r>
+      <w:r>
+        <w:t>. Den lever i både barr- och blandskog liksom i ren lövskog. De tätaste populationerna tenderar att finnas i äldre, variationsrik blandskog med gott om död ved och gamla träd. Varje par utnyttjar 400–1000 hektar skog beroende på skogens kvalitet. Skogsbruk med korta omloppstider och täta, homogena ungskogar utgör det största hotet (SLU Artdatabanken, 2026).</w:t>
+      </w:r>
+    </w:p>
+    <w:p>
+      <w:r>
+        <w:t>Spillkråka är en nyckelart i skogliga miljöer vars övergivna bohål utnyttjas av flera andra hålhäckande fågelarter och fladdermöss, däribland pärluggla (EN, §4), knipa (§4), salskrake (§4) och skogsduva (§4). Hökuggla (VU, §4) och slaguggla (§4) häckar ofta i högstubbar som brutits av i höjd med ett gammalt spillkråkebo (Skogsstyrelsen, 2016).</w:t>
+      </w:r>
+    </w:p>
+    <w:p>
+      <w:pPr>
+        <w:pStyle w:val="Heading2"/>
+      </w:pPr>
+      <w:r>
+        <w:t>Referenser – spillkråka</w:t>
+      </w:r>
+    </w:p>
+    <w:p>
+      <w:r>
+        <w:t xml:space="preserve">Skogsstyrelsen, 2016. </w:t>
+      </w:r>
+      <w:r>
+        <w:rPr>
+          <w:i/>
+        </w:rPr>
+        <w:t xml:space="preserve">Vägledning för hänsyn till spillkråka. </w:t>
+      </w:r>
+      <w:r>
+        <w:t>Vägledningar och kunskapsstöd artskydd – Skogsstyrelsen.</w:t>
+      </w:r>
+    </w:p>
+    <w:p>
+      <w:r>
+        <w:t xml:space="preserve">SLU Artdatabanken, 2026. </w:t>
+      </w:r>
+      <w:r>
+        <w:rPr>
+          <w:i/>
+        </w:rPr>
+        <w:t xml:space="preserve">Artfaktablad. Naturvård – artfakta. </w:t>
+      </w:r>
+      <w:r>
+        <w:t>SLU Artdatabanken, Uppsala.</w:t>
+      </w:r>
+    </w:p>
     <w:sectPr>
       <w:headerReference w:type="even" r:id="rId8"/>
       <w:headerReference w:type="default" r:id="rId9"/>
@@ -652,7 +918,7 @@
     <w:r>
       <w:tab/>
       <w:tab/>
-      <w:t>2026-09-17</w:t>
+      <w:t>2026-09-18</w:t>
       <w:br/>
       <w:br/>
     </w:r>

--- a/klagomål/A 34102-2026 FSC-klagomål.docx
+++ b/klagomål/A 34102-2026 FSC-klagomål.docx
@@ -918,7 +918,7 @@
     <w:r>
       <w:tab/>
       <w:tab/>
-      <w:t>2026-09-18</w:t>
+      <w:t>2026-09-19</w:t>
       <w:br/>
       <w:br/>
     </w:r>

--- a/klagomål/A 34102-2026 FSC-klagomål.docx
+++ b/klagomål/A 34102-2026 FSC-klagomål.docx
@@ -918,7 +918,7 @@
     <w:r>
       <w:tab/>
       <w:tab/>
-      <w:t>2026-09-19</w:t>
+      <w:t>2026-09-21</w:t>
       <w:br/>
       <w:br/>
     </w:r>

--- a/klagomål/A 34102-2026 FSC-klagomål.docx
+++ b/klagomål/A 34102-2026 FSC-klagomål.docx
@@ -918,7 +918,7 @@
     <w:r>
       <w:tab/>
       <w:tab/>
-      <w:t>2026-09-21</w:t>
+      <w:t>2026-09-23</w:t>
       <w:br/>
       <w:br/>
     </w:r>

--- a/klagomål/A 34102-2026 FSC-klagomål.docx
+++ b/klagomål/A 34102-2026 FSC-klagomål.docx
@@ -918,7 +918,7 @@
     <w:r>
       <w:tab/>
       <w:tab/>
-      <w:t>2026-09-23</w:t>
+      <w:t>2026-09-24</w:t>
       <w:br/>
       <w:br/>
     </w:r>

--- a/klagomål/A 34102-2026 FSC-klagomål.docx
+++ b/klagomål/A 34102-2026 FSC-klagomål.docx
@@ -918,7 +918,7 @@
     <w:r>
       <w:tab/>
       <w:tab/>
-      <w:t>2026-09-24</w:t>
+      <w:t>2026-09-25</w:t>
       <w:br/>
       <w:br/>
     </w:r>

--- a/klagomål/A 34102-2026 FSC-klagomål.docx
+++ b/klagomål/A 34102-2026 FSC-klagomål.docx
@@ -918,7 +918,7 @@
     <w:r>
       <w:tab/>
       <w:tab/>
-      <w:t>2026-09-25</w:t>
+      <w:t>2026-09-26</w:t>
       <w:br/>
       <w:br/>
     </w:r>

--- a/klagomål/A 34102-2026 FSC-klagomål.docx
+++ b/klagomål/A 34102-2026 FSC-klagomål.docx
@@ -918,7 +918,7 @@
     <w:r>
       <w:tab/>
       <w:tab/>
-      <w:t>2026-09-26</w:t>
+      <w:t>2026-09-27</w:t>
       <w:br/>
       <w:br/>
     </w:r>

--- a/klagomål/A 34102-2026 FSC-klagomål.docx
+++ b/klagomål/A 34102-2026 FSC-klagomål.docx
@@ -918,7 +918,7 @@
     <w:r>
       <w:tab/>
       <w:tab/>
-      <w:t>2026-09-27</w:t>
+      <w:t>2026-09-28</w:t>
       <w:br/>
       <w:br/>
     </w:r>

--- a/klagomål/A 34102-2026 FSC-klagomål.docx
+++ b/klagomål/A 34102-2026 FSC-klagomål.docx
@@ -918,7 +918,7 @@
     <w:r>
       <w:tab/>
       <w:tab/>
-      <w:t>2026-09-28</w:t>
+      <w:t>2026-09-29</w:t>
       <w:br/>
       <w:br/>
     </w:r>

--- a/klagomål/A 34102-2026 FSC-klagomål.docx
+++ b/klagomål/A 34102-2026 FSC-klagomål.docx
@@ -918,7 +918,7 @@
     <w:r>
       <w:tab/>
       <w:tab/>
-      <w:t>2026-09-29</w:t>
+      <w:t>2026-09-30</w:t>
       <w:br/>
       <w:br/>
     </w:r>

--- a/klagomål/A 34102-2026 FSC-klagomål.docx
+++ b/klagomål/A 34102-2026 FSC-klagomål.docx
@@ -918,7 +918,7 @@
     <w:r>
       <w:tab/>
       <w:tab/>
-      <w:t>2026-09-30</w:t>
+      <w:t>2026-10-01</w:t>
       <w:br/>
       <w:br/>
     </w:r>

--- a/klagomål/A 34102-2026 FSC-klagomål.docx
+++ b/klagomål/A 34102-2026 FSC-klagomål.docx
@@ -918,7 +918,7 @@
     <w:r>
       <w:tab/>
       <w:tab/>
-      <w:t>2026-10-01</w:t>
+      <w:t>2026-10-02</w:t>
       <w:br/>
       <w:br/>
     </w:r>

--- a/klagomål/A 34102-2026 FSC-klagomål.docx
+++ b/klagomål/A 34102-2026 FSC-klagomål.docx
@@ -918,7 +918,7 @@
     <w:r>
       <w:tab/>
       <w:tab/>
-      <w:t>2026-10-02</w:t>
+      <w:t>2026-10-03</w:t>
       <w:br/>
       <w:br/>
     </w:r>

--- a/klagomål/A 34102-2026 FSC-klagomål.docx
+++ b/klagomål/A 34102-2026 FSC-klagomål.docx
@@ -918,7 +918,7 @@
     <w:r>
       <w:tab/>
       <w:tab/>
-      <w:t>2026-10-03</w:t>
+      <w:t>2026-10-04</w:t>
       <w:br/>
       <w:br/>
     </w:r>

--- a/klagomål/A 34102-2026 FSC-klagomål.docx
+++ b/klagomål/A 34102-2026 FSC-klagomål.docx
@@ -918,7 +918,7 @@
     <w:r>
       <w:tab/>
       <w:tab/>
-      <w:t>2026-10-04</w:t>
+      <w:t>2026-10-05</w:t>
       <w:br/>
       <w:br/>
     </w:r>

--- a/klagomål/A 34102-2026 FSC-klagomål.docx
+++ b/klagomål/A 34102-2026 FSC-klagomål.docx
@@ -918,7 +918,7 @@
     <w:r>
       <w:tab/>
       <w:tab/>
-      <w:t>2026-10-05</w:t>
+      <w:t>2026-10-06</w:t>
       <w:br/>
       <w:br/>
     </w:r>

--- a/klagomål/A 34102-2026 FSC-klagomål.docx
+++ b/klagomål/A 34102-2026 FSC-klagomål.docx
@@ -918,7 +918,7 @@
     <w:r>
       <w:tab/>
       <w:tab/>
-      <w:t>2026-10-06</w:t>
+      <w:t>2026-10-07</w:t>
       <w:br/>
       <w:br/>
     </w:r>

--- a/klagomål/A 34102-2026 FSC-klagomål.docx
+++ b/klagomål/A 34102-2026 FSC-klagomål.docx
@@ -918,7 +918,7 @@
     <w:r>
       <w:tab/>
       <w:tab/>
-      <w:t>2026-10-07</w:t>
+      <w:t>2026-10-08</w:t>
       <w:br/>
       <w:br/>
     </w:r>

--- a/klagomål/A 34102-2026 FSC-klagomål.docx
+++ b/klagomål/A 34102-2026 FSC-klagomål.docx
@@ -918,7 +918,7 @@
     <w:r>
       <w:tab/>
       <w:tab/>
-      <w:t>2026-10-08</w:t>
+      <w:t>2026-10-09</w:t>
       <w:br/>
       <w:br/>
     </w:r>

--- a/klagomål/A 34102-2026 FSC-klagomål.docx
+++ b/klagomål/A 34102-2026 FSC-klagomål.docx
@@ -918,7 +918,7 @@
     <w:r>
       <w:tab/>
       <w:tab/>
-      <w:t>2026-10-09</w:t>
+      <w:t>2026-10-10</w:t>
       <w:br/>
       <w:br/>
     </w:r>

--- a/klagomål/A 34102-2026 FSC-klagomål.docx
+++ b/klagomål/A 34102-2026 FSC-klagomål.docx
@@ -918,7 +918,7 @@
     <w:r>
       <w:tab/>
       <w:tab/>
-      <w:t>2026-10-10</w:t>
+      <w:t>2026-10-11</w:t>
       <w:br/>
       <w:br/>
     </w:r>

--- a/klagomål/A 34102-2026 FSC-klagomål.docx
+++ b/klagomål/A 34102-2026 FSC-klagomål.docx
@@ -918,7 +918,7 @@
     <w:r>
       <w:tab/>
       <w:tab/>
-      <w:t>2026-10-11</w:t>
+      <w:t>2026-10-12</w:t>
       <w:br/>
       <w:br/>
     </w:r>

--- a/klagomål/A 34102-2026 FSC-klagomål.docx
+++ b/klagomål/A 34102-2026 FSC-klagomål.docx
@@ -918,7 +918,7 @@
     <w:r>
       <w:tab/>
       <w:tab/>
-      <w:t>2026-10-12</w:t>
+      <w:t>2026-10-13</w:t>
       <w:br/>
       <w:br/>
     </w:r>

--- a/klagomål/A 34102-2026 FSC-klagomål.docx
+++ b/klagomål/A 34102-2026 FSC-klagomål.docx
@@ -918,7 +918,7 @@
     <w:r>
       <w:tab/>
       <w:tab/>
-      <w:t>2026-10-13</w:t>
+      <w:t>2026-10-14</w:t>
       <w:br/>
       <w:br/>
     </w:r>

--- a/klagomål/A 34102-2026 FSC-klagomål.docx
+++ b/klagomål/A 34102-2026 FSC-klagomål.docx
@@ -918,7 +918,7 @@
     <w:r>
       <w:tab/>
       <w:tab/>
-      <w:t>2026-10-14</w:t>
+      <w:t>2026-10-15</w:t>
       <w:br/>
       <w:br/>
     </w:r>

--- a/klagomål/A 34102-2026 FSC-klagomål.docx
+++ b/klagomål/A 34102-2026 FSC-klagomål.docx
@@ -918,7 +918,7 @@
     <w:r>
       <w:tab/>
       <w:tab/>
-      <w:t>2026-10-15</w:t>
+      <w:t>2026-10-16</w:t>
       <w:br/>
       <w:br/>
     </w:r>

--- a/klagomål/A 34102-2026 FSC-klagomål.docx
+++ b/klagomål/A 34102-2026 FSC-klagomål.docx
@@ -918,7 +918,7 @@
     <w:r>
       <w:tab/>
       <w:tab/>
-      <w:t>2026-10-16</w:t>
+      <w:t>2026-10-17</w:t>
       <w:br/>
       <w:br/>
     </w:r>

--- a/klagomål/A 34102-2026 FSC-klagomål.docx
+++ b/klagomål/A 34102-2026 FSC-klagomål.docx
@@ -918,7 +918,7 @@
     <w:r>
       <w:tab/>
       <w:tab/>
-      <w:t>2026-10-17</w:t>
+      <w:t>2026-10-18</w:t>
       <w:br/>
       <w:br/>
     </w:r>

--- a/klagomål/A 34102-2026 FSC-klagomål.docx
+++ b/klagomål/A 34102-2026 FSC-klagomål.docx
@@ -918,7 +918,7 @@
     <w:r>
       <w:tab/>
       <w:tab/>
-      <w:t>2026-10-18</w:t>
+      <w:t>2026-10-19</w:t>
       <w:br/>
       <w:br/>
     </w:r>

--- a/klagomål/A 34102-2026 FSC-klagomål.docx
+++ b/klagomål/A 34102-2026 FSC-klagomål.docx
@@ -918,7 +918,7 @@
     <w:r>
       <w:tab/>
       <w:tab/>
-      <w:t>2026-10-19</w:t>
+      <w:t>2026-10-20</w:t>
       <w:br/>
       <w:br/>
     </w:r>

--- a/klagomål/A 34102-2026 FSC-klagomål.docx
+++ b/klagomål/A 34102-2026 FSC-klagomål.docx
@@ -918,7 +918,7 @@
     <w:r>
       <w:tab/>
       <w:tab/>
-      <w:t>2026-10-20</w:t>
+      <w:t>2026-10-21</w:t>
       <w:br/>
       <w:br/>
     </w:r>

--- a/klagomål/A 34102-2026 FSC-klagomål.docx
+++ b/klagomål/A 34102-2026 FSC-klagomål.docx
@@ -918,7 +918,7 @@
     <w:r>
       <w:tab/>
       <w:tab/>
-      <w:t>2026-10-21</w:t>
+      <w:t>2026-10-22</w:t>
       <w:br/>
       <w:br/>
     </w:r>

--- a/klagomål/A 34102-2026 FSC-klagomål.docx
+++ b/klagomål/A 34102-2026 FSC-klagomål.docx
@@ -918,7 +918,7 @@
     <w:r>
       <w:tab/>
       <w:tab/>
-      <w:t>2026-10-22</w:t>
+      <w:t>2026-10-23</w:t>
       <w:br/>
       <w:br/>
     </w:r>

--- a/klagomål/A 34102-2026 FSC-klagomål.docx
+++ b/klagomål/A 34102-2026 FSC-klagomål.docx
@@ -918,7 +918,7 @@
     <w:r>
       <w:tab/>
       <w:tab/>
-      <w:t>2026-10-23</w:t>
+      <w:t>2026-10-24</w:t>
       <w:br/>
       <w:br/>
     </w:r>

--- a/klagomål/A 34102-2026 FSC-klagomål.docx
+++ b/klagomål/A 34102-2026 FSC-klagomål.docx
@@ -918,7 +918,7 @@
     <w:r>
       <w:tab/>
       <w:tab/>
-      <w:t>2026-10-24</w:t>
+      <w:t>2026-10-25</w:t>
       <w:br/>
       <w:br/>
     </w:r>

--- a/klagomål/A 34102-2026 FSC-klagomål.docx
+++ b/klagomål/A 34102-2026 FSC-klagomål.docx
@@ -918,7 +918,7 @@
     <w:r>
       <w:tab/>
       <w:tab/>
-      <w:t>2026-10-25</w:t>
+      <w:t>2026-10-26</w:t>
       <w:br/>
       <w:br/>
     </w:r>

--- a/klagomål/A 34102-2026 FSC-klagomål.docx
+++ b/klagomål/A 34102-2026 FSC-klagomål.docx
@@ -918,7 +918,7 @@
     <w:r>
       <w:tab/>
       <w:tab/>
-      <w:t>2026-10-26</w:t>
+      <w:t>2026-10-27</w:t>
       <w:br/>
       <w:br/>
     </w:r>

--- a/klagomål/A 34102-2026 FSC-klagomål.docx
+++ b/klagomål/A 34102-2026 FSC-klagomål.docx
@@ -918,7 +918,7 @@
     <w:r>
       <w:tab/>
       <w:tab/>
-      <w:t>2026-10-27</w:t>
+      <w:t>2026-10-28</w:t>
       <w:br/>
       <w:br/>
     </w:r>

--- a/klagomål/A 34102-2026 FSC-klagomål.docx
+++ b/klagomål/A 34102-2026 FSC-klagomål.docx
@@ -918,7 +918,7 @@
     <w:r>
       <w:tab/>
       <w:tab/>
-      <w:t>2026-10-28</w:t>
+      <w:t>2026-10-29</w:t>
       <w:br/>
       <w:br/>
     </w:r>

--- a/klagomål/A 34102-2026 FSC-klagomål.docx
+++ b/klagomål/A 34102-2026 FSC-klagomål.docx
@@ -221,7 +221,7 @@
     </w:p>
     <w:p>
       <w:r>
-        <w:t>I avverkningsanmälan finns fynd av 8 naturvårdsarter, varav 1 är rödlistad, 2 är fridlysta, 5 är typiska (T) och 3 är signalarter (S): ullticka (NT, T), bronshjon (S, T), rödgul trumpetsvamp (S), thomsons trägnagare (S), kransmossa (T), kötticka (T), spillkråka (T, §4) och vanlig padda (§6). Se Figur 1.</w:t>
+        <w:t>I avverkningsanmälan finns fynd av 8 naturvårdsarter, varav 1 är rödlistad, 2 är fridlysta, 5 är typiska (T) och 3 är signalarter (S): ullticka (NT, T), bronshjon (S, T), rödgul trumpetsvamp (S), thomsons trägnagare (S), kransmossa (T), kötticka (aggregat) (T), spillkråka (T, §4) och vanlig padda (§6). Se Figur 1.</w:t>
       </w:r>
     </w:p>
     <w:p>
@@ -361,26 +361,6 @@
       </w:r>
       <w:r>
         <w:t>(SLU Artdatabanken, 2025).</w:t>
-      </w:r>
-    </w:p>
-    <w:p>
-      <w:r>
-        <w:rPr>
-          <w:b/>
-        </w:rPr>
-        <w:t>Kötticka (NT)</w:t>
-      </w:r>
-      <w:r>
-        <w:t xml:space="preserve"> är granens kötticka och har klassificerats som ”gammelskogsindikator”, då den förekommer med ett tydligt optimum i äldre barrskogar, främst fuktiga granskogar. Den har högst signalvärde söder om den naturliga norrlandsgränsen </w:t>
-      </w:r>
-      <w:r>
-        <w:rPr>
-          <w:i/>
-        </w:rPr>
-        <w:t>limes norrlandicus</w:t>
-      </w:r>
-      <w:r>
-        <w:t>, men signalerar vanligtvis höga naturvärden även i Norrland. Arten är knuten till miljöer med konstant luftfuktighet och känslig för uttorkning som en avverkning kan medföra. Den totala populationen bedöms därför ha minskat under de senaste 30 åren och fortsätter att minska i takt med att grankontinuitetsskogar (skogar som inte kalavverkats) minskar i areal, samtidigt som att lämpliga miljöer inte återskapas i samma takt (SLU Artdatabanken, 2024; Nitare &amp; Skogsstyrelsen, 2019).</w:t>
       </w:r>
     </w:p>
     <w:p>
@@ -918,7 +898,7 @@
     <w:r>
       <w:tab/>
       <w:tab/>
-      <w:t>2026-10-29</w:t>
+      <w:t>2026-10-31</w:t>
       <w:br/>
       <w:br/>
     </w:r>
